--- a/JIRA/Como criar um API Token para uso no Jira Cloud.docx
+++ b/JIRA/Como criar um API Token para uso no Jira Cloud.docx
@@ -72,7 +72,7 @@
     <w:p>
       <w:r>
         <w:pict w14:anchorId="6DAF9717">
-          <v:rect id="_x0000_i1049" style="width:0;height:1.5pt" o:hralign="center" o:hrstd="t" o:hr="t" fillcolor="#a0a0a0" stroked="f"/>
+          <v:rect id="_x0000_i1025" style="width:0;height:1.5pt" o:hralign="center" o:hrstd="t" o:hr="t" fillcolor="#a0a0a0" stroked="f"/>
         </w:pict>
       </w:r>
     </w:p>
@@ -124,7 +124,7 @@
     <w:p>
       <w:r>
         <w:pict w14:anchorId="04443117">
-          <v:rect id="_x0000_i1050" style="width:0;height:1.5pt" o:hralign="center" o:hrstd="t" o:hr="t" fillcolor="#a0a0a0" stroked="f"/>
+          <v:rect id="_x0000_i1026" style="width:0;height:1.5pt" o:hralign="center" o:hrstd="t" o:hr="t" fillcolor="#a0a0a0" stroked="f"/>
         </w:pict>
       </w:r>
     </w:p>
@@ -581,7 +581,7 @@
     <w:p>
       <w:r>
         <w:pict w14:anchorId="471BE9D7">
-          <v:rect id="_x0000_i1051" style="width:0;height:1.5pt" o:hralign="center" o:hrstd="t" o:hr="t" fillcolor="#a0a0a0" stroked="f"/>
+          <v:rect id="_x0000_i1027" style="width:0;height:1.5pt" o:hralign="center" o:hrstd="t" o:hr="t" fillcolor="#a0a0a0" stroked="f"/>
         </w:pict>
       </w:r>
     </w:p>
@@ -643,7 +643,7 @@
     <w:p>
       <w:r>
         <w:pict w14:anchorId="14E6B693">
-          <v:rect id="_x0000_i1052" style="width:0;height:1.5pt" o:hralign="center" o:hrstd="t" o:hr="t" fillcolor="#a0a0a0" stroked="f"/>
+          <v:rect id="_x0000_i1028" style="width:0;height:1.5pt" o:hralign="center" o:hrstd="t" o:hr="t" fillcolor="#a0a0a0" stroked="f"/>
         </w:pict>
       </w:r>
     </w:p>
@@ -1868,6 +1868,7 @@
   <w:style w:type="character" w:default="1" w:styleId="Fontepargpadro">
     <w:name w:val="Default Paragraph Font"/>
     <w:uiPriority w:val="1"/>
+    <w:semiHidden/>
     <w:unhideWhenUsed/>
   </w:style>
   <w:style w:type="table" w:default="1" w:styleId="Tabelanormal">
